--- a/docs/开发日志_模板版.docx
+++ b/docs/开发日志_模板版.docx
@@ -20410,7 +20410,7 @@
           <w:szCs w:val="30"/>
           <w:lang w:val="en-US" w:eastAsia="zh-CN"/>
         </w:rPr>
-        <w:t>机身结构设计图（见硬件文档）</w:t>
+        <w:t>机身与腿部 3D 打印模型（STL 文件，随材料包提供）</w:t>
       </w:r>
     </w:p>
     <w:p>

--- a/docs/开发日志_模板版.docx
+++ b/docs/开发日志_模板版.docx
@@ -2045,7 +2045,7 @@
                 <w:sz w:val="30"/>
                 <w:szCs w:val="30"/>
               </w:rPr>
-              <w:t>最大约 1.0 m/s（轮毂直径 11cm，180rpm）</w:t>
+              <w:t>最大约 1.7 m/s（轮毂直径 11cm，电机最高 300rpm）</w:t>
             </w:r>
           </w:p>
         </w:tc>

--- a/docs/开发日志_模板版.docx
+++ b/docs/开发日志_模板版.docx
@@ -494,7 +494,11 @@
         <w:textAlignment w:val="auto"/>
         <w:rPr>
           <w:rFonts w:hint="eastAsia" w:ascii="黑体" w:hAnsi="黑体" w:eastAsia="黑体" w:cs="黑体"/>
-          <w:color w:val="auto"/>
+          <w:b/>
+          <w:bCs/>
+          <w:color w:val="auto"/>
+          <w:sz w:val="32"/>
+          <w:szCs w:val="32"/>
           <w:lang w:val="en-US" w:eastAsia="zh-CN"/>
         </w:rPr>
       </w:pPr>
@@ -508,167 +512,7 @@
           <w:szCs w:val="32"/>
           <w:lang w:val="en-US" w:eastAsia="zh-CN"/>
         </w:rPr>
-        <w:t>一、</w:t>
-      </w:r>
-      <w:r>
-        <w:rPr>
-          <w:rFonts w:hint="eastAsia" w:ascii="黑体" w:hAnsi="黑体" w:eastAsia="黑体" w:cs="黑体"/>
-          <w:b/>
-          <w:bCs/>
-          <w:color w:val="auto"/>
-          <w:sz w:val="32"/>
-          <w:szCs w:val="32"/>
-        </w:rPr>
-        <w:t>使用说明</w:t>
-      </w:r>
-    </w:p>
-    <w:p>
-      <w:pPr>
-        <w:keepNext w:val="0"/>
-        <w:keepLines w:val="0"/>
-        <w:pageBreakBefore w:val="0"/>
-        <w:widowControl w:val="0"/>
-        <w:shd w:val="clear" w:fill="DEEAF1"/>
-        <w:kinsoku/>
-        <w:wordWrap/>
-        <w:overflowPunct/>
-        <w:topLinePunct w:val="0"/>
-        <w:autoSpaceDE/>
-        <w:autoSpaceDN/>
-        <w:bidi w:val="0"/>
-        <w:adjustRightInd/>
-        <w:snapToGrid/>
-        <w:spacing w:before="80" w:after="80" w:line="560" w:lineRule="exact"/>
-        <w:ind w:left="181" w:right="181" w:firstLine="600" w:firstLineChars="200"/>
-        <w:textAlignment w:val="auto"/>
-        <w:rPr>
-          <w:rFonts w:hint="eastAsia" w:ascii="Times New Roman" w:hAnsi="Times New Roman" w:eastAsia="方正仿宋_GB2312" w:cs="方正仿宋_GB2312"/>
-          <w:color w:val="auto"/>
-          <w:sz w:val="30"/>
-          <w:szCs w:val="30"/>
-        </w:rPr>
-      </w:pPr>
-      <w:r>
-        <w:rPr>
-          <w:rFonts w:hint="eastAsia" w:ascii="Times New Roman" w:hAnsi="Times New Roman" w:eastAsia="方正仿宋_GB2312" w:cs="方正仿宋_GB2312"/>
-          <w:color w:val="auto"/>
-          <w:sz w:val="30"/>
-          <w:szCs w:val="30"/>
-        </w:rPr>
-        <w:t>本文档由</w:t>
-      </w:r>
-      <w:r>
-        <w:rPr>
-          <w:rFonts w:hint="eastAsia" w:ascii="Times New Roman" w:hAnsi="Times New Roman" w:eastAsia="方正仿宋_GB2312" w:cs="方正仿宋_GB2312"/>
-          <w:color w:val="auto"/>
-          <w:sz w:val="30"/>
-          <w:szCs w:val="30"/>
-          <w:lang w:val="en-US" w:eastAsia="zh-CN"/>
-        </w:rPr>
-        <w:t>南京理工大学马勇老师</w:t>
-      </w:r>
-      <w:r>
-        <w:rPr>
-          <w:rFonts w:hint="eastAsia" w:ascii="Times New Roman" w:hAnsi="Times New Roman" w:eastAsia="方正仿宋_GB2312" w:cs="方正仿宋_GB2312"/>
-          <w:color w:val="auto"/>
-          <w:sz w:val="30"/>
-          <w:szCs w:val="30"/>
-        </w:rPr>
-        <w:t>整理总结形成，提供给参赛团队参考，可以结合项目实际情况形成个性化文件。</w:t>
-      </w:r>
-    </w:p>
-    <w:p>
-      <w:pPr>
-        <w:keepNext w:val="0"/>
-        <w:keepLines w:val="0"/>
-        <w:pageBreakBefore w:val="0"/>
-        <w:widowControl w:val="0"/>
-        <w:shd w:val="clear" w:fill="DEEAF1"/>
-        <w:kinsoku/>
-        <w:wordWrap/>
-        <w:overflowPunct/>
-        <w:topLinePunct w:val="0"/>
-        <w:autoSpaceDE/>
-        <w:autoSpaceDN/>
-        <w:bidi w:val="0"/>
-        <w:adjustRightInd/>
-        <w:snapToGrid/>
-        <w:spacing w:before="80" w:after="80" w:line="560" w:lineRule="exact"/>
-        <w:ind w:left="181" w:right="181" w:firstLine="600" w:firstLineChars="200"/>
-        <w:textAlignment w:val="auto"/>
-        <w:rPr>
-          <w:rFonts w:hint="eastAsia" w:ascii="Times New Roman" w:hAnsi="Times New Roman" w:eastAsia="方正仿宋_GB2312" w:cs="方正仿宋_GB2312"/>
-          <w:color w:val="auto"/>
-        </w:rPr>
-      </w:pPr>
-      <w:r>
-        <w:rPr>
-          <w:rFonts w:hint="eastAsia" w:ascii="Times New Roman" w:hAnsi="Times New Roman" w:eastAsia="方正仿宋_GB2312" w:cs="方正仿宋_GB2312"/>
-          <w:color w:val="auto"/>
-          <w:sz w:val="30"/>
-          <w:szCs w:val="30"/>
-        </w:rPr>
-        <w:t>本模板适用于 iCAN 大学生创新创业大赛项目全流程记录。建议每周至少填写一次阶段日志；重要决策、风险点、突破性进展务必详细记录。封面信息与</w:t>
-      </w:r>
-      <w:r>
-        <w:rPr>
-          <w:rFonts w:hint="eastAsia" w:ascii="Times New Roman" w:hAnsi="Times New Roman" w:eastAsia="方正仿宋_GB2312" w:cs="方正仿宋_GB2312"/>
-          <w:color w:val="auto"/>
-          <w:sz w:val="30"/>
-          <w:szCs w:val="30"/>
-          <w:lang w:val="en-US" w:eastAsia="zh-CN"/>
-        </w:rPr>
-        <w:t>关键节点</w:t>
-      </w:r>
-      <w:r>
-        <w:rPr>
-          <w:rFonts w:hint="eastAsia" w:ascii="Times New Roman" w:hAnsi="Times New Roman" w:eastAsia="方正仿宋_GB2312" w:cs="方正仿宋_GB2312"/>
-          <w:color w:val="auto"/>
-          <w:sz w:val="30"/>
-          <w:szCs w:val="30"/>
-        </w:rPr>
-        <w:t>表可在比赛申报阶段直接作为项目进展报告附件提交。</w:t>
-      </w:r>
-    </w:p>
-    <w:p>
-      <w:pPr>
-        <w:pStyle w:val="2"/>
-        <w:keepNext w:val="0"/>
-        <w:keepLines w:val="0"/>
-        <w:pageBreakBefore w:val="0"/>
-        <w:widowControl/>
-        <w:kinsoku/>
-        <w:wordWrap/>
-        <w:overflowPunct/>
-        <w:topLinePunct w:val="0"/>
-        <w:autoSpaceDE/>
-        <w:autoSpaceDN/>
-        <w:bidi w:val="0"/>
-        <w:adjustRightInd/>
-        <w:snapToGrid/>
-        <w:spacing w:before="320" w:after="120" w:line="560" w:lineRule="exact"/>
-        <w:textAlignment w:val="auto"/>
-        <w:rPr>
-          <w:rFonts w:hint="eastAsia" w:ascii="黑体" w:hAnsi="黑体" w:eastAsia="黑体" w:cs="黑体"/>
-          <w:b/>
-          <w:bCs/>
-          <w:color w:val="auto"/>
-          <w:sz w:val="32"/>
-          <w:szCs w:val="32"/>
-          <w:lang w:val="en-US" w:eastAsia="zh-CN"/>
-        </w:rPr>
-      </w:pPr>
-      <w:r>
-        <w:rPr>
-          <w:rFonts w:hint="eastAsia" w:ascii="黑体" w:hAnsi="黑体" w:eastAsia="黑体" w:cs="黑体"/>
-          <w:b/>
-          <w:bCs/>
-          <w:color w:val="auto"/>
-          <w:sz w:val="32"/>
-          <w:szCs w:val="32"/>
-          <w:lang w:val="en-US" w:eastAsia="zh-CN"/>
-        </w:rPr>
-        <w:t>二、项目概述</w:t>
+        <w:t>一、项目概述</w:t>
       </w:r>
     </w:p>
     <w:p>
@@ -3459,7 +3303,7 @@
           <w:szCs w:val="32"/>
           <w:lang w:val="en-US" w:eastAsia="zh-CN"/>
         </w:rPr>
-        <w:t>三、阶段开发日志</w:t>
+        <w:t>二、阶段开发日志</w:t>
       </w:r>
     </w:p>
     <w:p>
@@ -9336,7 +9180,7 @@
           <w:szCs w:val="32"/>
           <w:lang w:val="en-US" w:eastAsia="zh-CN"/>
         </w:rPr>
-        <w:t>四、问题追踪表</w:t>
+        <w:t>三、问题追踪表</w:t>
       </w:r>
     </w:p>
     <w:p>
@@ -13386,7 +13230,7 @@
           <w:szCs w:val="32"/>
           <w:lang w:val="en-US" w:eastAsia="zh-CN"/>
         </w:rPr>
-        <w:t>五、节点记录</w:t>
+        <w:t>四、节点记录</w:t>
       </w:r>
     </w:p>
     <w:p>
@@ -15310,7 +15154,7 @@
           <w:szCs w:val="32"/>
           <w:lang w:val="en-US" w:eastAsia="zh-CN"/>
         </w:rPr>
-        <w:t>六、团队分工与贡献</w:t>
+        <w:t>五、团队分工与贡献</w:t>
       </w:r>
     </w:p>
     <w:tbl>
@@ -16040,7 +15884,7 @@
           <w:szCs w:val="32"/>
           <w:lang w:val="en-US" w:eastAsia="zh-CN"/>
         </w:rPr>
-        <w:t>七、资源与成果清单</w:t>
+        <w:t>六、资源与成果清单</w:t>
       </w:r>
     </w:p>
     <w:p>
@@ -17130,7 +16974,7 @@
           <w:szCs w:val="32"/>
           <w:lang w:val="en-US" w:eastAsia="zh-CN"/>
         </w:rPr>
-        <w:t>八、经费使用记录</w:t>
+        <w:t>七、经费使用记录</w:t>
       </w:r>
     </w:p>
     <w:p>
@@ -19082,7 +18926,7 @@
           <w:szCs w:val="32"/>
           <w:lang w:val="en-US" w:eastAsia="zh-CN"/>
         </w:rPr>
-        <w:t>九、变更记录</w:t>
+        <w:t>八、变更记录</w:t>
       </w:r>
     </w:p>
     <w:tbl>
@@ -20285,7 +20129,7 @@
           <w:szCs w:val="32"/>
           <w:lang w:val="en-US" w:eastAsia="zh-CN"/>
         </w:rPr>
-        <w:t>十、附件与参考链接（如有）</w:t>
+        <w:t>九、附件与参考链接</w:t>
       </w:r>
     </w:p>
     <w:p>

--- a/docs/开发日志_模板版.docx
+++ b/docs/开发日志_模板版.docx
@@ -15996,7 +15996,7 @@
           <w:sz w:val="30"/>
           <w:szCs w:val="30"/>
         </w:rPr>
-        <w:t>1. John J. Craig. Introduction to Robotics: Mechanics and Control[M]. Pearson, 2005.</w:t>
+        <w:t>1. CRAIG J J. Introduction to Robotics: Mechanics and Control[M]. 3rd ed. Upper Saddle River: Pearson Education, 2005.</w:t>
       </w:r>
     </w:p>
     <w:p>
@@ -16040,18 +16040,31 @@
           <w:sz w:val="30"/>
           <w:szCs w:val="30"/>
         </w:rPr>
-        <w:t>3. STMicroelectronics. R</w:t>
+        <w:t>3. STMicroelectronics. RM0433 Reference Manual: STM32H742/743/753 MCUs[Z/OL]. [2026-08-28]. ST 官网.</w:t>
       </w:r>
       <w:bookmarkStart w:id="0" w:name="_GoBack"/>
       <w:bookmarkEnd w:id="0"/>
-      <w:r>
-        <w:rPr>
-          <w:rFonts w:hint="eastAsia" w:ascii="Times New Roman" w:hAnsi="Times New Roman" w:eastAsia="方正仿宋_GB2312" w:cs="方正仿宋_GB2312"/>
+    </w:p>
+    <w:p>
+      <w:pPr>
+        <w:shd w:val="clear" w:color="auto"/>
+        <w:spacing w:before="80" w:after="80"/>
+        <w:ind w:left="180" w:right="180"/>
+        <w:rPr>
+          <w:rFonts w:ascii="Times New Roman" w:hAnsi="Times New Roman" w:eastAsia="方正仿宋_GB2312" w:cs="方正仿宋_GB2312"/>
           <w:color w:val="auto"/>
           <w:sz w:val="30"/>
           <w:szCs w:val="30"/>
         </w:rPr>
-        <w:t>M0433 Reference Manual: STM32H742/743/753 MCUs[Z]. 2021.</w:t>
+      </w:pPr>
+      <w:r>
+        <w:rPr>
+          <w:rFonts w:hint="eastAsia" w:ascii="Times New Roman" w:hAnsi="Times New Roman" w:eastAsia="方正仿宋_GB2312" w:cs="方正仿宋_GB2312"/>
+          <w:color w:val="auto"/>
+          <w:sz w:val="30"/>
+          <w:szCs w:val="30"/>
+        </w:rPr>
+        <w:t>4. WitMotion. WT9011G4K 九轴姿态传感器用户手册[Z/OL]. [2026-08-28]. 维特智能官网.</w:t>
       </w:r>
     </w:p>
     <w:p>
@@ -16073,29 +16086,7 @@
           <w:sz w:val="30"/>
           <w:szCs w:val="30"/>
         </w:rPr>
-        <w:t>4. WitMotion. WT9011G4K 九轴姿态传感器用户手册[Z].</w:t>
-      </w:r>
-    </w:p>
-    <w:p>
-      <w:pPr>
-        <w:shd w:val="clear" w:color="auto"/>
-        <w:spacing w:before="80" w:after="80"/>
-        <w:ind w:left="180" w:right="180"/>
-        <w:rPr>
-          <w:rFonts w:ascii="Times New Roman" w:hAnsi="Times New Roman" w:eastAsia="方正仿宋_GB2312" w:cs="方正仿宋_GB2312"/>
-          <w:color w:val="auto"/>
-          <w:sz w:val="30"/>
-          <w:szCs w:val="30"/>
-        </w:rPr>
-      </w:pPr>
-      <w:r>
-        <w:rPr>
-          <w:rFonts w:hint="eastAsia" w:ascii="Times New Roman" w:hAnsi="Times New Roman" w:eastAsia="方正仿宋_GB2312" w:cs="方正仿宋_GB2312"/>
-          <w:color w:val="auto"/>
-          <w:sz w:val="30"/>
-          <w:szCs w:val="30"/>
-        </w:rPr>
-        <w:t>5. D. J. Hyun, S. Seok, J. Lee, S. Kim. High speed trot-running: Implementation of a hierarchical controller using proprioceptive impedance control on the MIT Cheetah[J]. The International Journal of Robotics Research, 2014, 33(11): 1417-1445.</w:t>
+        <w:t>5. HYUN D J, SEOK S, LEE J, et al. High speed trot-running: Implementation of a hierarchical controller using proprioceptive impedance control on the MIT Cheetah[J]. The International Journal of Robotics Research, 2014, 33(11): 1417-1445.</w:t>
       </w:r>
     </w:p>
     <w:p>

--- a/docs/开发日志_模板版.docx
+++ b/docs/开发日志_模板版.docx
@@ -19392,6 +19392,11 @@
         </w:rPr>
       </w:pPr>
       <w:r>
+        <w:rPr>
+          <w:rFonts w:ascii="Times New Roman" w:hAnsi="Times New Roman" w:eastAsia="方正仿宋_GB2312"/>
+          <w:sz w:val="30"/>
+          <w:szCs w:val="30"/>
+        </w:rPr>
         <w:t>1、需求文档：</w:t>
       </w:r>
       <w:hyperlink r:id="rId9">
@@ -19399,6 +19404,9 @@
           <w:rPr>
             <w:color w:val="0563C1"/>
             <w:u w:val="single"/>
+            <w:rFonts w:ascii="Times New Roman" w:hAnsi="Times New Roman" w:eastAsia="方正仿宋_GB2312"/>
+            <w:sz w:val="30"/>
+            <w:szCs w:val="30"/>
           </w:rPr>
           <w:t>需求文档.docx（iCAN 版需求文档，2026 年 8 月 10 日定稿）</w:t>
         </w:r>
@@ -19461,6 +19469,11 @@
         </w:rPr>
       </w:pPr>
       <w:r>
+        <w:rPr>
+          <w:rFonts w:ascii="Times New Roman" w:hAnsi="Times New Roman" w:eastAsia="方正仿宋_GB2312"/>
+          <w:sz w:val="30"/>
+          <w:szCs w:val="30"/>
+        </w:rPr>
         <w:t>4、代码仓库：</w:t>
       </w:r>
       <w:hyperlink r:id="rId10">
@@ -19468,6 +19481,9 @@
           <w:rPr>
             <w:color w:val="0563C1"/>
             <w:u w:val="single"/>
+            <w:rFonts w:ascii="Times New Roman" w:hAnsi="Times New Roman" w:eastAsia="方正仿宋_GB2312"/>
+            <w:sz w:val="30"/>
+            <w:szCs w:val="30"/>
           </w:rPr>
           <w:t>https://github.com/Saul-Liu-stu/robot.git</w:t>
         </w:r>

--- a/docs/开发日志_模板版.docx
+++ b/docs/开发日志_模板版.docx
@@ -16065,28 +16065,6 @@
           <w:szCs w:val="30"/>
         </w:rPr>
         <w:t>4. WitMotion. WT9011G4K 九轴姿态传感器用户手册[Z/OL]. [2026-08-28]. 维特智能官网.</w:t>
-      </w:r>
-    </w:p>
-    <w:p>
-      <w:pPr>
-        <w:shd w:val="clear" w:color="auto"/>
-        <w:spacing w:before="80" w:after="80"/>
-        <w:ind w:left="180" w:right="180"/>
-        <w:rPr>
-          <w:rFonts w:ascii="Times New Roman" w:hAnsi="Times New Roman" w:eastAsia="方正仿宋_GB2312" w:cs="方正仿宋_GB2312"/>
-          <w:color w:val="auto"/>
-          <w:sz w:val="30"/>
-          <w:szCs w:val="30"/>
-        </w:rPr>
-      </w:pPr>
-      <w:r>
-        <w:rPr>
-          <w:rFonts w:hint="eastAsia" w:ascii="Times New Roman" w:hAnsi="Times New Roman" w:eastAsia="方正仿宋_GB2312" w:cs="方正仿宋_GB2312"/>
-          <w:color w:val="auto"/>
-          <w:sz w:val="30"/>
-          <w:szCs w:val="30"/>
-        </w:rPr>
-        <w:t>5. HYUN D J, SEOK S, LEE J, et al. High speed trot-running: Implementation of a hierarchical controller using proprioceptive impedance control on the MIT Cheetah[J]. The International Journal of Robotics Research, 2014, 33(11): 1417-1445.</w:t>
       </w:r>
     </w:p>
     <w:p>
